--- a/javoblar/046.docx
+++ b/javoblar/046.docx
@@ -119,7 +119,7 @@
         <w:jc w:val="both"/>
       </w:pPr>
       <w:r>
-        <w:t xml:space="preserve">VGAga tashxis klinik, epidemiologik va laboratoriya ma'lumotlari asosida qo'yiladi. Laboratoriya tashxisining asosiy usuli — qon zardobida gepatit A virusiga qarshi IgM sinfidagi antitelolarni (anti-HAV IgM) aniqlashdir; bu antitelolar belgilar paydo bo'lishidan oldin aniqlanib, bir necha oy davomida saqlanadi va o'tkir infeksiyani tasdiqlaydi [2]. Anti-HAV IgG esa o'tkazilgan infeksiya yoki emlash natijasida hosil bo'lgan immunitetni ko'rsatadi. Molekulyar usul (PZR) qo'zg'atuvchini aniqlash va shtammlarni taqqoslashda ham qo'llaniladi. Simptomatik VGA boshqa o'tkir virusli gepatitlardan (masalan, gepatit B yoki E dan) klinik jihatdan farqlanmaydi, shu bois tashxisni aniqlash va to'g'ri epidemiologik choralarni belgilash uchun laboratoriya tasdig'i zarur [2]. Tashxisning tezkorligi o'choqda tadbirlarni o'z vaqtida boshlash imkonini beradi.</w:t>
+        <w:t xml:space="preserve">VGAga tashxis klinik, epidemiologik va laboratoriya ma'lumotlari asosida qo'yiladi. Laboratoriya tashxisining asosiy usuli — qon zardobida gepatit A virusiga qarshi IgM sinfidagi antitelolarni (anti-HAV IgM) aniqlashdir; bu antitelolar belgilar paydo bo'lishidan oldin aniqlanib, bir necha oy davomida saqlanadi va o'tkir infeksiyani tasdiqlaydi [2]. Anti-HAV IgG esa o'tkazilgan infeksiya yoki emlash natijasida hosil bo'lgan immunitetni ko'rsatadi va u umrbod saqlanadi, qayta kasallanishdan himoya qiladi. Molekulyar usul (PZR) qo'zg'atuvchini aniqlash va shtammlarni taqqoslashda ham qo'llaniladi. Simptomatik VGA boshqa o'tkir virusli gepatitlardan (masalan, gepatit B yoki E dan) klinik jihatdan farqlanmaydi, shu bois tashxisni aniqlash va to'g'ri epidemiologik choralarni belgilash uchun laboratoriya tasdig'i zarur [2]. Tashxisning tezkorligi o'choqda tadbirlarni o'z vaqtida boshlash imkonini beradi.</w:t>
       </w:r>
     </w:p>
     <w:p>

--- a/javoblar/046.docx
+++ b/javoblar/046.docx
@@ -35,7 +35,7 @@
         <w:jc w:val="both"/>
       </w:pPr>
       <w:r>
-        <w:t xml:space="preserve">Qo'zg'atuvchi — gepatit A virusi, RNK saqlovchi virus bo'lib, u tashqi muhitga chidamli va suvda uzoq saqlanadi. VGA antroponoz hisoblanadi: infeksiya manbai faqat odam — kasal yoki yashirin (asemptomatik) infeksiya o'tkazayotgan shaxsdir. Virus najas orqali yuqori konsentratsiyada ajralib chiqadi va CDC ma'lumotiga ko'ra, bemor qo'zg'atuvchini klinik belgilar paydo bo'lishidan 2–3 hafta oldin va sariqlik boshlangandan keyin taxminan bir hafta davomida ajratadi [2]. Aynan sariqlikgacha bo'lgan, belgisiz davrda bemor eng yuqori darajada yuqtiruvchi bo'lgani uchun infeksiyani nazorat qilish qiyinlashadi; bu VGA epidemiologiyasining muhim xususiyatidir. Virusning tashqi muhitga, jumladan suvga chidamliligi uning suv va oziq-ovqat orqali keng tarqalishini ta'minlaydi; HAV odatdagi dezinfeksiya rejimlariga boshqa ko'plab viruslardan ko'ra chidamliroqdir. Shu bois suvni sifatli zararsizlantirish va oziq-ovqat xavfsizligi VGA profilaktikasida hal qiluvchi ahamiyatga ega.</w:t>
+        <w:t xml:space="preserve">Qo'zg'atuvchi — gepatit A virusi, RNK saqlovchi virus bo'lib, u tashqi muhitga chidamli va suvda uzoq saqlanadi. VGA antroponoz hisoblanadi: infeksiya manbai faqat odam — kasal yoki yashirin (asemptomatik) infeksiya o'tkazayotgan shaxsdir. Virus najas orqali yuqori konsentratsiyada ajralib chiqadi va CDC ma'lumotiga ko'ra, bemor qo'zg'atuvchini klinik belgilar paydo bo'lishidan 2–3 hafta oldin va sariqlik boshlangandan keyin taxminan bir hafta davomida ajratadi [2]. Aynan sariqlikgacha bo'lgan, belgisiz davrda bemor eng yuqori darajada yuqtiruvchi bo'lgani uchun infeksiyani nazorat qilish qiyinlashadi; bu VGA epidemiologiyasining muhim xususiyatidir. Virusning tashqi muhitga, jumladan suvga chidamliligi uning suv va oziq-ovqat orqali keng tarqalishini ta'minlaydi; HAV odatdagi dezinfeksiya rejimlariga boshqa ko'plab viruslardan ko'ra chidamliroqdir. Shu bois suvni sifatli zararsizlantirish, kanalizatsiya tizimini tartibga solish va oziq-ovqat xavfsizligi VGA profilaktikasida hal qiluvchi ahamiyatga ega.</w:t>
       </w:r>
     </w:p>
     <w:p>

--- a/javoblar/046.docx
+++ b/javoblar/046.docx
@@ -17,7 +17,7 @@
         <w:jc w:val="both"/>
       </w:pPr>
       <w:r>
-        <w:t xml:space="preserve">Virusli gepatit A (VGA) — gepatit A virusi (HAV) keltirib chiqaradigan o'tkir antroponoz ichak infeksiyasi bo'lib, u jigar zararlanishi, sariqlik va intoksikatsiya bilan kechadi. Kasallik fekal-oral mexanizm orqali yuqadi va boshqa ichak infeksiyalari bilan bir qatorda keng tarqalgan, ayniqsa sanitariya sharoiti past hududlarda. O'zbekistonda virusli gepatitlar profilaktikasi SSV ning 177-sonli buyrug'i va unga ilovalar bilan tartibga solingan [1]. VGA odatda o'z-o'zidan cheklanadigan, yengil kechadigan kasallik bo'lib, surunkali shaklga o'tmaydi va surunkali tashuvchilik ham shakllanmaydi, biroq kattalar hamda jigar kasalligi bo'lgan shaxslarda og'ir, ba'zan fulminant (o'ta og'ir) kechishi mumkin [2].</w:t>
+        <w:t xml:space="preserve">Virusli gepatit A (VGA) — gepatit A virusi (HAV) keltirib chiqaradigan o'tkir antroponoz ichak infeksiyasi bo'lib, u jigar zararlanishi, sariqlik va intoksikatsiya bilan kechadi. Kasallik fekal-oral mexanizm orqali yuqadi va boshqa ichak infeksiyalari bilan bir qatorda keng tarqalgan, ayniqsa sanitariya sharoiti past hududlarda. O'zbekistonda virusli gepatitlar profilaktikasi SSV ning 177-sonli buyrug'i va unga tegishli ilovalar bilan tartibga solingan [1]. VGA odatda o'z-o'zidan cheklanadigan, yengil kechadigan kasallik bo'lib, surunkali shaklga o'tmaydi va surunkali tashuvchilik ham shakllanmaydi, biroq kattalar hamda jigar kasalligi bo'lgan shaxslarda og'ir, ba'zan fulminant (o'ta og'ir) kechishi mumkin [2].</w:t>
       </w:r>
     </w:p>
     <w:p>

--- a/javoblar/046.docx
+++ b/javoblar/046.docx
@@ -8,7 +8,7 @@
         <w:spacing w:after="200"/>
       </w:pPr>
       <w:r>
-        <w:t xml:space="preserve">46. Virusli gepatit A profilaktikasi. Epidemiyaga qarshi chora-tadbirlarni rejalashtirish</w:t>
+        <w:t xml:space="preserve">46. Shigellyoz kasalliklarining epidemiologiyasi va profilaktikasi. Epidemiyaga qarshi chora-tadbirlarni rejalashtirish</w:t>
       </w:r>
     </w:p>
     <w:p>
@@ -17,7 +17,7 @@
         <w:jc w:val="both"/>
       </w:pPr>
       <w:r>
-        <w:t xml:space="preserve">Virusli gepatit A (VGA) — gepatit A virusi (HAV) keltirib chiqaradigan o'tkir antroponoz ichak infeksiyasi bo'lib, u jigar zararlanishi, sariqlik va intoksikatsiya bilan kechadi. Kasallik fekal-oral mexanizm orqali yuqadi va boshqa ichak infeksiyalari bilan bir qatorda keng tarqalgan, ayniqsa sanitariya sharoiti past hududlarda. O'zbekistonda virusli gepatitlar profilaktikasi SSV ning 177-sonli buyrug'i va unga tegishli ilovalar bilan tartibga solingan [1]. VGA odatda o'z-o'zidan cheklanadigan, yengil kechadigan kasallik bo'lib, surunkali shaklga o'tmaydi va surunkali tashuvchilik ham shakllanmaydi, biroq kattalar hamda jigar kasalligi bo'lgan shaxslarda og'ir, ba'zan fulminant (o'ta og'ir) kechishi mumkin [2].</w:t>
+        <w:t xml:space="preserve">Shigellyoz (bakterial dizenteriya) — Shigella avlodiga mansub bakteriyalar keltirib chiqaradigan o'tkir antroponoz ichak infeksiyasi bo'lib, asosan yo'g'on ichakning yallig'lanishi, intoksikatsiya va o'ziga xos ich ketish (tenezmlar bilan) bilan kechadi. Kasallik fekal-oral mexanizm orqali yuqadi va dunyo bo'ylab, ayniqsa sanitariya sharoiti past hududlarda keng tarqalgan. O'zbekistonda shigellyozga qarshi kurash SSV ning 2015-yil 25-martdagi 122-sonli buyrug'i bilan tartibga solingan [1]. Shigellyoz o'tkir ichak infeksiyalari orasida epidemiologik jihatdan muhim o'rin tutadi, chunki uning past yuqtiruvchi dozasi va odamdan odamga oson yuqishi uni boshqa ichak infeksiyalaridan farqlab turadi [2]. Bu xususiyat profilaktikada shaxsiy gigiyenani birinchi o'ringa qo'yadi va kasallikni bolalar jamoalarida ayniqsa dolzarb qiladi.</w:t>
       </w:r>
     </w:p>
     <w:p>
@@ -35,7 +35,7 @@
         <w:jc w:val="both"/>
       </w:pPr>
       <w:r>
-        <w:t xml:space="preserve">Qo'zg'atuvchi — gepatit A virusi, RNK saqlovchi virus bo'lib, u tashqi muhitga chidamli va suvda uzoq saqlanadi. VGA antroponoz hisoblanadi: infeksiya manbai faqat odam — kasal yoki yashirin (asemptomatik) infeksiya o'tkazayotgan shaxsdir. Virus najas orqali yuqori konsentratsiyada ajralib chiqadi va CDC ma'lumotiga ko'ra, bemor qo'zg'atuvchini klinik belgilar paydo bo'lishidan 2–3 hafta oldin va sariqlik boshlangandan keyin taxminan bir hafta davomida ajratadi [2]. Aynan sariqlikgacha bo'lgan, belgisiz davrda bemor eng yuqori darajada yuqtiruvchi bo'lgani uchun infeksiyani nazorat qilish qiyinlashadi; bu VGA epidemiologiyasining muhim xususiyatidir. Virusning tashqi muhitga, jumladan suvga chidamliligi uning suv va oziq-ovqat orqali keng tarqalishini ta'minlaydi; HAV odatdagi dezinfeksiya rejimlariga boshqa ko'plab viruslardan ko'ra chidamliroqdir. Shu bois suvni sifatli zararsizlantirish, kanalizatsiya tizimini tartibga solish va oziq-ovqat xavfsizligi VGA profilaktikasida hal qiluvchi ahamiyatga ega.</w:t>
+        <w:t xml:space="preserve">Qo'zg'atuvchi — Shigella avlodiga mansub grammanfiy bakteriyalar bo'lib, to'rt asosiy turga bo'linadi: S. dysenteriae, S. flexneri, S. boydii va S. sonnei. S. dysenteriae 1-serotipi eng og'ir, toksik dizenteriyani keltirib chiqaradi [2]. Shigellyoz antroponoz hisoblanadi — infeksiya manbai faqat odam, ya'ni kasal yoki bakteriotashuvchidir. Bemor qo'zg'atuvchini ich ketish davrida va sog'aygandan keyin ikki haftagacha najas orqali ajratib turadi, shu bois kasal va sog'ayayotgan shaxslar infeksiya manbai bo'lib qoladi [2]. Yengil va yashirin (asemptomatik) kechadigan shakllar epidemiologik jihatdan ayniqsa xavfli, chunki bunday shaxslar o'z holatini bilmasdan infeksiyani tarqatadi va kuzatuvdan tashqarida qoladi. Shu bois bolalar jamoalarida va dekretlangan kontingentda nafaqat klinik bemorlar, balki yashirin tashuvchilar ham faol aniqlanadi.</w:t>
       </w:r>
     </w:p>
     <w:p>
@@ -44,7 +44,7 @@
         <w:spacing w:after="80" w:before="160"/>
       </w:pPr>
       <w:r>
-        <w:t xml:space="preserve">Yuqish yo'llari va inkubatsion davr</w:t>
+        <w:t xml:space="preserve">Yuqish yo'llari va epidemiologik xususiyatlar</w:t>
       </w:r>
     </w:p>
     <w:p>
@@ -53,7 +53,7 @@
         <w:jc w:val="both"/>
       </w:pPr>
       <w:r>
-        <w:t xml:space="preserve">VGA fekal-oral mexanizm orqali, HAV bilan ifloslangan suv yoki oziq-ovqat iste'mol qilish hamda kasal odam bilan bevosita kontakt orqali yuqadi [2]. Asosiy yuqish yo'llari:</w:t>
+        <w:t xml:space="preserve">Shigellyozning muhim xususiyati — uning juda past yuqtiruvchi dozasi (atigi 10–100 ta mikroorganizm infeksiyani keltirib chiqarishga yetarli), bu odamdan odamga maishiy-kontakt yo'li bilan oson yuqishni ta'minlaydi [2]. Yuqishning asosiy yo'llari:</w:t>
       </w:r>
     </w:p>
     <w:p>
@@ -61,12 +61,12 @@
         <w:pStyle w:val="ListParagraph"/>
         <w:numPr>
           <w:ilvl w:val="0"/>
-          <w:numId w:val="2"/>
+          <w:numId w:val="101"/>
         </w:numPr>
         <w:spacing w:after="40"/>
       </w:pPr>
       <w:r>
-        <w:t xml:space="preserve">suv yo'li — ifloslangan ichimlik suvi orqali (ko'p sonli holatlar bilan kechadigan epidemiyalar);</w:t>
+        <w:t xml:space="preserve">maishiy-kontakt yo'li — iflos qo'llar va buyumlar orqali (S. sonnei hamda bolalar jamoalari uchun xos, yetakchi yo'l);</w:t>
       </w:r>
     </w:p>
     <w:p>
@@ -74,12 +74,12 @@
         <w:pStyle w:val="ListParagraph"/>
         <w:numPr>
           <w:ilvl w:val="0"/>
-          <w:numId w:val="2"/>
+          <w:numId w:val="101"/>
         </w:numPr>
         <w:spacing w:after="40"/>
       </w:pPr>
       <w:r>
-        <w:t xml:space="preserve">oziq-ovqat yo'li — ifloslangan mahsulotlar, ayniqsa yuvilmagan meva-sabzavot, dengiz mahsulotlari orqali;</w:t>
+        <w:t xml:space="preserve">oziq-ovqat yo'li — ifloslangan taomlar va sut mahsulotlari orqali (gigiyena buzilganda);</w:t>
       </w:r>
     </w:p>
     <w:p>
@@ -87,12 +87,12 @@
         <w:pStyle w:val="ListParagraph"/>
         <w:numPr>
           <w:ilvl w:val="0"/>
-          <w:numId w:val="2"/>
+          <w:numId w:val="101"/>
         </w:numPr>
         <w:spacing w:after="40"/>
       </w:pPr>
       <w:r>
-        <w:t xml:space="preserve">maishiy-kontakt yo'li — iflos qo'llar va buyumlar orqali, oilalar va bolalar jamoalarida.</w:t>
+        <w:t xml:space="preserve">suv yo'li — ifloslangan ichimlik suvi orqali, ko'p sonli holatlar bilan kechadigan epidemiyalar shaklida.</w:t>
       </w:r>
     </w:p>
     <w:p>
@@ -101,7 +101,7 @@
         <w:jc w:val="both"/>
       </w:pPr>
       <w:r>
-        <w:t xml:space="preserve">CDC ma'lumotiga ko'ra, inkubatsion davr o'rtacha 28 kunni tashkil etadi (15–50 kun oralig'ida) [2]. Kasallanish yozgi-kuzgi mavsumiylikka ega va asosan bolalar hamda yoshlar orasida uchraydi; bolalarda kasallik ko'pincha yengil yoki belgisiz kechadi, kattalarda esa og'irroq va uzoqroq kechishi mumkin. Yashirin, belgisiz kechadigan bolalar epidemiologik jihatdan muhim, chunki ular infeksiyani faol tarqatadi, biroq aniqlanmay qoladi. Shu bois sanitariya sharoiti yaxshilanib, bolalikdagi tabiiy zararlanish kamaygan hududlarda kasallanish kattaroq yoshga siljiydi va og'irroq kechishi mumkin.</w:t>
+        <w:t xml:space="preserve">Inkubatsion davr qisqa — odatda 1–3 kun, ba'zan 12 soatdan 4 kungacha. Kasallanish yozgi-kuzgi mavsumiylikka ega, xavf guruhini kichik yoshdagi bolalar va bolalar muassasalari (bog'cha, maktab) tashkil etadi. Past yuqtiruvchi doza tufayli shigellyoz bog'cha va maktablarda guruhiy o'choqlar ko'rinishida tez tarqaladi [1][2].</w:t>
       </w:r>
     </w:p>
     <w:p>
@@ -119,7 +119,7 @@
         <w:jc w:val="both"/>
       </w:pPr>
       <w:r>
-        <w:t xml:space="preserve">VGAga tashxis klinik, epidemiologik va laboratoriya ma'lumotlari asosida qo'yiladi. Laboratoriya tashxisining asosiy usuli — qon zardobida gepatit A virusiga qarshi IgM sinfidagi antitelolarni (anti-HAV IgM) aniqlashdir; bu antitelolar belgilar paydo bo'lishidan oldin aniqlanib, bir necha oy davomida saqlanadi va o'tkir infeksiyani tasdiqlaydi [2]. Anti-HAV IgG esa o'tkazilgan infeksiya yoki emlash natijasida hosil bo'lgan immunitetni ko'rsatadi va u umrbod saqlanadi, qayta kasallanishdan himoya qiladi. Molekulyar usul (PZR) qo'zg'atuvchini aniqlash va shtammlarni taqqoslashda ham qo'llaniladi. Simptomatik VGA boshqa o'tkir virusli gepatitlardan (masalan, gepatit B yoki E dan) klinik jihatdan farqlanmaydi, shu bois tashxisni aniqlash va to'g'ri epidemiologik choralarni belgilash uchun laboratoriya tasdig'i zarur [2]. Tashxisning tezkorligi o'choqda tadbirlarni o'z vaqtida boshlash imkonini beradi.</w:t>
+        <w:t xml:space="preserve">Shigellyozga tashxis klinik, epidemiologik va laboratoriya ma'lumotlari asosida qo'yiladi. Asosiy laboratoriya usuli — bakteriologik tekshiruv, ya'ni najasdan qo'zg'atuvchini ajratish (koprokultura); namuna antibakterial davolashdan oldin, imkon qadar erta olinadi. Qo'shimcha usullar — serologik tekshiruv va zamonaviy molekulyar usullar (PZR), shuningdek antibiotiklarga sezgirlikni aniqlash (chidamli shtammlar tarqalishi tufayli muhim). Laboratoriya tasdig'i qo'zg'atuvchi turini aniqlash va o'choqlar o'rtasidagi bog'liqlikni belgilash uchun muhim [1]. Klinik jihatdan shigellyoz tipik hollarda tenezmlar (ich ketishga yolg'on chaqiriq), qon va shilimshiq aralash kam miqdordagi ich ketish bilan tavsiflanadi, biroq yengil shakllari boshqa o'tkir ichak infeksiyalaridan farqlash qiyin bo'lishi mumkin; shu bois laboratoriya tasdig'i yakuniy tashxis uchun zarur. Og'ir shakllar, ayniqsa S. dysenteriae 1-serotipida, asoratlar va yuqori o'lim bilan kechishi mumkin.</w:t>
       </w:r>
     </w:p>
     <w:p>
@@ -137,25 +137,7 @@
         <w:jc w:val="both"/>
       </w:pPr>
       <w:r>
-        <w:t xml:space="preserve">VGA profilaktikasi sanitariya-gigiyenik va maxsus choralardan iborat. Sanitariya choralari yuqish yo'llarini uzishga qaratilgan: xavfsiz suv ta'minoti, kanalizatsiya, oziq-ovqat xavfsizligi va shaxsiy gigiyena. Maxsus profilaktika — gepatit A ga qarshi samarali vaksina bo'lib, CDC ta'kidlaganidek, mos aholi guruhlarini keng emlash kasallanishni sezilarli pasaytirishi, virus tarqalishini to'xtatishi va pirovardida infeksiyani eliminatsiya qilishi mumkin [2]. Shoshilinch profilaktikada infeksiya manbai bilan kontaktda bo'lganlarga, ko'rsatma bo'yicha, kasallik rivojlanishining oldini olish uchun vaksina yoki immunoglobulin qo'llanilishi mumkin. Dekretlangan kontingent nazorati ham muhim profilaktik yo'nalishdir. VGA epidemiologiyasi poliomielit epidemiologiyasiga o'xshashligi bilan ajralib turadi: ikkalasi ham fekal-oral yo'l bilan tarqaladi va ikkalasiga ham samarali vaksina mavjud; shu bois keng emlash orqali VGA ni ham nazorat ostiga olish va eliminatsiya qilish mumkin [2]. Ko'plab mamlakatlarda gepatit A vaksinasi bolalar emlash dasturiga kiritilgan va bu kasallanishning keskin pasayishiga olib kelgan.</w:t>
-      </w:r>
-    </w:p>
-    <w:p>
-      <w:pPr>
-        <w:pStyle w:val="Heading2"/>
-        <w:spacing w:after="80" w:before="160"/>
-      </w:pPr>
-      <w:r>
-        <w:t xml:space="preserve">Epidemiyaga qarshi chora-tadbirlarni rejalashtirish</w:t>
-      </w:r>
-    </w:p>
-    <w:p>
-      <w:pPr>
-        <w:spacing w:after="120"/>
-        <w:jc w:val="both"/>
-      </w:pPr>
-      <w:r>
-        <w:t xml:space="preserve">VGA o'chog'ida chora-tadbirlar epidemiologik tekshiruv asosida rejalashtiriladi va quyidagilarni qamrab oladi:</w:t>
+        <w:t xml:space="preserve">Shigellyoz profilaktikasining asosi — yuqish yo'llarini uzishga qaratilgan sanitariya-gigiyenik tadbirlar. Asosiy profilaktik choralar:</w:t>
       </w:r>
     </w:p>
     <w:p>
@@ -163,12 +145,12 @@
         <w:pStyle w:val="ListParagraph"/>
         <w:numPr>
           <w:ilvl w:val="0"/>
-          <w:numId w:val="2"/>
+          <w:numId w:val="102"/>
         </w:numPr>
         <w:spacing w:after="40"/>
       </w:pPr>
       <w:r>
-        <w:t xml:space="preserve">bemorni aniqlash, ro'yxatga olish va ajratish (kasalxonaga yotqizish yoki uyda izolyatsiya);</w:t>
+        <w:t xml:space="preserve">shaxsiy gigiyena, ayniqsa qo'l yuvish odatini shakllantirish (past yuqtiruvchi doza tufayli hal qiluvchi chora);</w:t>
       </w:r>
     </w:p>
     <w:p>
@@ -176,12 +158,12 @@
         <w:pStyle w:val="ListParagraph"/>
         <w:numPr>
           <w:ilvl w:val="0"/>
-          <w:numId w:val="2"/>
+          <w:numId w:val="102"/>
         </w:numPr>
         <w:spacing w:after="40"/>
       </w:pPr>
       <w:r>
-        <w:t xml:space="preserve">o'choqda joriy va yakuniy dezinfeksiya o'tkazish;</w:t>
+        <w:t xml:space="preserve">xavfsiz ichimlik suvi bilan ta'minlash va suvni zararsizlantirish;</w:t>
       </w:r>
     </w:p>
     <w:p>
@@ -189,12 +171,12 @@
         <w:pStyle w:val="ListParagraph"/>
         <w:numPr>
           <w:ilvl w:val="0"/>
-          <w:numId w:val="2"/>
+          <w:numId w:val="102"/>
         </w:numPr>
         <w:spacing w:after="40"/>
       </w:pPr>
       <w:r>
-        <w:t xml:space="preserve">muloqotda bo'lganlarni maksimal inkubatsion davr (50 kungacha) mobaynida tibbiy kuzatuvga olish;</w:t>
+        <w:t xml:space="preserve">oziq-ovqat xavfsizligi ustidan nazorat;</w:t>
       </w:r>
     </w:p>
     <w:p>
@@ -202,12 +184,12 @@
         <w:pStyle w:val="ListParagraph"/>
         <w:numPr>
           <w:ilvl w:val="0"/>
-          <w:numId w:val="2"/>
+          <w:numId w:val="102"/>
         </w:numPr>
         <w:spacing w:after="40"/>
       </w:pPr>
       <w:r>
-        <w:t xml:space="preserve">ko'rsatma bo'yicha kontaktlarga shoshilinch profilaktika (vaksina/immunoglobulin);</w:t>
+        <w:t xml:space="preserve">bolalar muassasalarida sanitariya rejimiga qat'iy rioya qilish;</w:t>
       </w:r>
     </w:p>
     <w:p>
@@ -215,12 +197,12 @@
         <w:pStyle w:val="ListParagraph"/>
         <w:numPr>
           <w:ilvl w:val="0"/>
-          <w:numId w:val="2"/>
+          <w:numId w:val="102"/>
         </w:numPr>
         <w:spacing w:after="40"/>
       </w:pPr>
       <w:r>
-        <w:t xml:space="preserve">suv va oziq-ovqat manbalarini nazorat qilish va zararsizlantirish.</w:t>
+        <w:t xml:space="preserve">dekretlangan kontingentni muntazam tekshirish va tashuvchilarni aniqlash.</w:t>
       </w:r>
     </w:p>
     <w:p>
@@ -229,7 +211,7 @@
         <w:jc w:val="both"/>
       </w:pPr>
       <w:r>
-        <w:t xml:space="preserve">Suv yoki oziq-ovqat bilan bog'liq o'choqlarda manbani zudlik bilan aniqlash va nazorat qilish birinchi o'ringa chiqadi [1]. O'choq davomiyligi maksimal inkubatsion davrga (50 kungacha) asoslanadi, bu VGA ning nisbatan uzun inkubatsion davri tufayli kuzatuv muddatini uzaytiradi. Bolalar muassasalaridagi o'choqlarda sanitariya rejimini kuchaytirish va yangi bolalar qabulini vaqtincha cheklash ham ko'zda tutiladi. O'choqda tezkor va to'liq chora ko'rish infeksiyaning yanada tarqalishining oldini oladi.</w:t>
+        <w:t xml:space="preserve">Maxsus profilaktika (vaksina) shigellyozda keng qo'llanilmaydi, shu bois gigiyenik choralar, ayniqsa qo'l gigiyenasi birinchi o'ringa chiqadi [2]. Shigellyoz past yuqtiruvchi dozaga ega bo'lgani uchun qo'l yuvish — infeksiyaning eng oddiy, arzon va samarali oldini olish vositasi hisoblanadi; buni bolalar muassasalarida targ'ib qilish alohida ahamiyatga ega. Antibiotiklarga chidamli, jumladan ko'p va o'ta chidamli (XDR) Shigella shtammlarining tarqalishi so'nggi yillarda global muammo bo'lib, u davolashni murakkablashtirgani holda profilaktikaning ahamiyatini yanada oshiradi [2].</w:t>
       </w:r>
     </w:p>
     <w:p>
@@ -238,7 +220,7 @@
         <w:spacing w:after="80" w:before="160"/>
       </w:pPr>
       <w:r>
-        <w:t xml:space="preserve">Xulosa</w:t>
+        <w:t xml:space="preserve">Epidemiyaga qarshi chora-tadbirlarni rejalashtirish</w:t>
       </w:r>
     </w:p>
     <w:p>
@@ -247,7 +229,25 @@
         <w:jc w:val="both"/>
       </w:pPr>
       <w:r>
-        <w:t xml:space="preserve">Virusli gepatit A — HAV keltirib chiqaradigan antroponoz ichak infeksiyasi bo'lib, fekal-oral mexanizm orqali suv, oziq-ovqat va maishiy yo'llar bilan yuqadi; inkubatsion davri o'rtacha 28 kun (15–50). Infeksiya manbai odam bo'lib, u sariqlikgacha bo'lgan davrda eng yuqtiruvchi hisoblanadi. Tashxis anti-HAV IgM ni aniqlashga asoslanadi. Profilaktikaning asosi sanitariya choralari bo'lib, gepatit A vaksinasi samarali maxsus himoya beradi. Epidemiyaga qarshi tadbirlar bemorni ajratish, dezinfeksiya, muloqotdagilarni kuzatish, shoshilinch profilaktika va suv-oziq-ovqat nazoratini qamrab oladi; O'zbekistonda bu ish SSV ning 177-sonli buyrug'i bilan tartibga solingan [1].</w:t>
+        <w:t xml:space="preserve">Shigellyoz o'chog'ida chora-tadbirlar epidemiologik tekshiruv asosida rejalashtiriladi: bemorni aniqlash, ro'yxatga olish va ajratish (og'ir hollarda kasalxonaga yotqizish), o'choqda joriy va yakuniy dezinfeksiya, muloqotda bo'lganlarni tibbiy kuzatuv va bakteriologik tekshiruvga olish. Bolalar muassasalaridagi o'choqlarda guruhni karantinga olish, yangi bolalar qabulini vaqtincha to'xtatish va sanitariya rejimini kuchaytirish ko'zda tutiladi. Suv yoki oziq-ovqat bilan bog'liq o'choqlarda tegishli manbani zudlik bilan nazorat qilish birinchi o'ringa chiqadi [1]. Muloqotda bo'lganlar bir maksimal inkubatsion davr (qisqa bo'lgani uchun odatda bir necha kun) mobaynida kuzatiladi. Bemor kasalxonadan yoki uy izolyatsiyasidan klinik sog'ayish va bakteriologik tekshiruv salbiy natija bergach chiqariladi; dekretlangan ishlarda band bo'lganlar qo'shimcha nazoratdan o'tkaziladi. O'choqdagi tadbirlarning tezkorligi shigellyozning tez tarqalishini hisobga olganda hal qiluvchi ahamiyatga ega.</w:t>
+      </w:r>
+    </w:p>
+    <w:p>
+      <w:pPr>
+        <w:pStyle w:val="Heading2"/>
+        <w:spacing w:after="80" w:before="160"/>
+      </w:pPr>
+      <w:r>
+        <w:t xml:space="preserve">Xulosa</w:t>
+      </w:r>
+    </w:p>
+    <w:p>
+      <w:pPr>
+        <w:spacing w:after="120"/>
+        <w:jc w:val="both"/>
+      </w:pPr>
+      <w:r>
+        <w:t xml:space="preserve">Shigellyoz — Shigella keltirib chiqaradigan antroponoz ichak infeksiyasi bo'lib, infeksiya manbai faqat odam, yetakchi yuqish yo'li esa past yuqtiruvchi doza tufayli maishiy-kontaktdir. Inkubatsion davri qisqa (1–3 kun), kasallanish bolalar jamoalarida guruhiy o'choqlar ko'rinishida tarqaladi. Tashxis bakteriologik usulga (koprokultura) asoslanadi. Profilaktikaning asosi — shaxsiy gigiyena, ayniqsa qo'l yuvish, xavfsiz suv va oziq-ovqat nazoratidir. Epidemiyaga qarshi tadbirlar bemorni ajratish, dezinfeksiya, muloqotdagilarni kuzatish va manbani nazorat qilishni qamrab oladi; O'zbekistonda bu ish SSV ning 122-sonli buyrug'i bilan tartibga solingan va u boshqa o'tkir ichak infeksiyalari bilan yagona majmuada nazorat qilinadi [1]. Shigellyozning yuqori yuqumliligi va antibiotiklarga chidamlilik muammosi uni doimiy epidemiologik nazorat ostida ushlab turishni talab qiladi. Vrach-epidemiolog uchun shigellyozning past yuqtiruvchi dozasi va maishiy yo'l bilan tez tarqalishini bilish o'choqda to'g'ri va tezkor chora ko'rishning asosidir.</w:t>
       </w:r>
     </w:p>
     <w:p>
@@ -269,7 +269,7 @@
         <w:spacing w:after="40"/>
       </w:pPr>
       <w:r>
-        <w:t xml:space="preserve">O'zR Sog'liqni saqlash vazirligining 177-sonli buyrug'i, "Virusli gepatitlar" bo'yicha ilova (profilaktika va epidemiyaga qarshi chora-tadbirlar).</w:t>
+        <w:t xml:space="preserve">O'zR Sog'liqni saqlash vazirligining 2015-yil 25-martdagi 122-sonli buyrug'i (ich terlama, paratif, salmonellyoz va o'tkir ichak kasalliklariga qarshi chora-tadbirlar to'g'risida).</w:t>
       </w:r>
     </w:p>
     <w:p>
@@ -282,7 +282,7 @@
         <w:spacing w:after="40"/>
       </w:pPr>
       <w:r>
-        <w:t xml:space="preserve">Centers for Disease Control and Prevention. Clinical overview of Hepatitis A (incubation ~28 days, range 15–50); Pinkbook: Hepatitis A. URL: https://www.cdc.gov/hepatitis-a/hcp/clinical-overview/index.html</w:t>
+        <w:t xml:space="preserve">Centers for Disease Control and Prevention. About Shigella infection (incubation 1–2 days, low infectious dose); WHO. Diarrhoeal disease. URL: https://www.cdc.gov/shigella/about/index.html</w:t>
       </w:r>
     </w:p>
     <w:sectPr>
@@ -488,6 +488,18 @@
       <w:lvlJc w:val="left"/>
       <w:pPr>
         <w:ind w:left="576" w:hanging="316"/>
+      </w:pPr>
+    </w:lvl>
+  </w:abstractNum>
+  <w:abstractNum w:abstractNumId="90">
+    <w:multiLevelType w:val="hybridMultilevel"/>
+    <w:lvl w:ilvl="0">
+      <w:start w:val="1"/>
+      <w:numFmt w:val="decimal"/>
+      <w:lvlText w:val="%1)"/>
+      <w:lvlJc w:val="left"/>
+      <w:pPr>
+        <w:ind w:left="851" w:hanging="425"/>
       </w:pPr>
     </w:lvl>
   </w:abstractNum>
@@ -505,6 +517,18 @@
   </w:num>
   <w:num w:numId="3">
     <w:abstractNumId w:val="4"/>
+    <w:lvlOverride w:ilvl="0">
+      <w:startOverride w:val="1"/>
+    </w:lvlOverride>
+  </w:num>
+  <w:num w:numId="101">
+    <w:abstractNumId w:val="90"/>
+    <w:lvlOverride w:ilvl="0">
+      <w:startOverride w:val="1"/>
+    </w:lvlOverride>
+  </w:num>
+  <w:num w:numId="102">
+    <w:abstractNumId w:val="90"/>
     <w:lvlOverride w:ilvl="0">
       <w:startOverride w:val="1"/>
     </w:lvlOverride>

--- a/javoblar/046.docx
+++ b/javoblar/046.docx
@@ -5,55 +5,95 @@
     <w:p>
       <w:pPr>
         <w:pStyle w:val="Heading1"/>
-        <w:spacing w:after="200"/>
-      </w:pPr>
-      <w:r>
+        <w:spacing w:after="240"/>
+        <w:jc w:val="center"/>
+      </w:pPr>
+      <w:r>
+        <w:rPr>
+          <w:rFonts w:ascii="Times New Roman" w:cs="Times New Roman" w:eastAsia="Times New Roman" w:hAnsi="Times New Roman"/>
+          <w:b/>
+          <w:bCs/>
+          <w:sz w:val="28"/>
+          <w:szCs w:val="28"/>
+        </w:rPr>
         <w:t xml:space="preserve">46. Shigellyoz kasalliklarining epidemiologiyasi va profilaktikasi. Epidemiyaga qarshi chora-tadbirlarni rejalashtirish</w:t>
       </w:r>
     </w:p>
     <w:p>
       <w:pPr>
-        <w:spacing w:after="120"/>
-        <w:jc w:val="both"/>
-      </w:pPr>
-      <w:r>
+        <w:spacing w:after="120" w:line="276"/>
+        <w:ind w:firstLine="567"/>
+        <w:jc w:val="both"/>
+      </w:pPr>
+      <w:r>
+        <w:rPr>
+          <w:rFonts w:ascii="Times New Roman" w:cs="Times New Roman" w:eastAsia="Times New Roman" w:hAnsi="Times New Roman"/>
+          <w:sz w:val="28"/>
+          <w:szCs w:val="28"/>
+        </w:rPr>
         <w:t xml:space="preserve">Shigellyoz (bakterial dizenteriya) — Shigella avlodiga mansub bakteriyalar keltirib chiqaradigan o'tkir antroponoz ichak infeksiyasi bo'lib, asosan yo'g'on ichakning yallig'lanishi, intoksikatsiya va o'ziga xos ich ketish (tenezmlar bilan) bilan kechadi. Kasallik fekal-oral mexanizm orqali yuqadi va dunyo bo'ylab, ayniqsa sanitariya sharoiti past hududlarda keng tarqalgan. O'zbekistonda shigellyozga qarshi kurash SSV ning 2015-yil 25-martdagi 122-sonli buyrug'i bilan tartibga solingan [1]. Shigellyoz o'tkir ichak infeksiyalari orasida epidemiologik jihatdan muhim o'rin tutadi, chunki uning past yuqtiruvchi dozasi va odamdan odamga oson yuqishi uni boshqa ichak infeksiyalaridan farqlab turadi [2]. Bu xususiyat profilaktikada shaxsiy gigiyenani birinchi o'ringa qo'yadi va kasallikni bolalar jamoalarida ayniqsa dolzarb qiladi.</w:t>
       </w:r>
     </w:p>
     <w:p>
       <w:pPr>
         <w:pStyle w:val="Heading2"/>
-        <w:spacing w:after="80" w:before="160"/>
-      </w:pPr>
-      <w:r>
+        <w:spacing w:after="100" w:before="200"/>
+      </w:pPr>
+      <w:r>
+        <w:rPr>
+          <w:rFonts w:ascii="Times New Roman" w:cs="Times New Roman" w:eastAsia="Times New Roman" w:hAnsi="Times New Roman"/>
+          <w:b/>
+          <w:bCs/>
+          <w:sz w:val="28"/>
+          <w:szCs w:val="28"/>
+        </w:rPr>
         <w:t xml:space="preserve">Etiologiya va infeksiya manbai</w:t>
       </w:r>
     </w:p>
     <w:p>
       <w:pPr>
-        <w:spacing w:after="120"/>
-        <w:jc w:val="both"/>
-      </w:pPr>
-      <w:r>
-        <w:t xml:space="preserve">Qo'zg'atuvchi — Shigella avlodiga mansub grammanfiy bakteriyalar bo'lib, to'rt asosiy turga bo'linadi: S. dysenteriae, S. flexneri, S. boydii va S. sonnei. S. dysenteriae 1-serotipi eng og'ir, toksik dizenteriyani keltirib chiqaradi [2]. Shigellyoz antroponoz hisoblanadi — infeksiya manbai faqat odam, ya'ni kasal yoki bakteriotashuvchidir. Bemor qo'zg'atuvchini ich ketish davrida va sog'aygandan keyin ikki haftagacha najas orqali ajratib turadi, shu bois kasal va sog'ayayotgan shaxslar infeksiya manbai bo'lib qoladi [2]. Yengil va yashirin (asemptomatik) kechadigan shakllar epidemiologik jihatdan ayniqsa xavfli, chunki bunday shaxslar o'z holatini bilmasdan infeksiyani tarqatadi va kuzatuvdan tashqarida qoladi. Shu bois bolalar jamoalarida va dekretlangan kontingentda nafaqat klinik bemorlar, balki yashirin tashuvchilar ham faol aniqlanadi.</w:t>
+        <w:spacing w:after="120" w:line="276"/>
+        <w:ind w:firstLine="567"/>
+        <w:jc w:val="both"/>
+      </w:pPr>
+      <w:r>
+        <w:rPr>
+          <w:rFonts w:ascii="Times New Roman" w:cs="Times New Roman" w:eastAsia="Times New Roman" w:hAnsi="Times New Roman"/>
+          <w:sz w:val="28"/>
+          <w:szCs w:val="28"/>
+        </w:rPr>
+        <w:t xml:space="preserve">Qo'zg'atuvchi — Shigella avlodiga mansub grammanfiy bakteriyalar bo'lib, to'rt asosiy turga bo'linadi: S. dysenteriae, S. flexneri, S. boydii va S. sonnei. S. Shigellyoz antroponoz hisoblanadi — infeksiya manbai faqat odam, ya'ni kasal yoki bakteriotashuvchidir. Bemor qo'zg'atuvchini ich ketish davrida va sog'aygandan keyin ikki haftagacha najas orqali ajratib turadi, shu bois kasal va sog'ayayotgan shaxslar infeksiya manbai bo'lib qoladi [2]. Yengil va yashirin (asemptomatik) kechadigan shakllar epidemiologik jihatdan ayniqsa xavfli, chunki bunday shaxslar o'z holatini bilmasdan infeksiyani tarqatadi va kuzatuvdan tashqarida qoladi. Shu bois bolalar jamoalarida va dekretlangan kontingentda nafaqat klinik bemorlar, balki yashirin tashuvchilar ham faol aniqlanadi.</w:t>
       </w:r>
     </w:p>
     <w:p>
       <w:pPr>
         <w:pStyle w:val="Heading2"/>
-        <w:spacing w:after="80" w:before="160"/>
-      </w:pPr>
-      <w:r>
+        <w:spacing w:after="100" w:before="200"/>
+      </w:pPr>
+      <w:r>
+        <w:rPr>
+          <w:rFonts w:ascii="Times New Roman" w:cs="Times New Roman" w:eastAsia="Times New Roman" w:hAnsi="Times New Roman"/>
+          <w:b/>
+          <w:bCs/>
+          <w:sz w:val="28"/>
+          <w:szCs w:val="28"/>
+        </w:rPr>
         <w:t xml:space="preserve">Yuqish yo'llari va epidemiologik xususiyatlar</w:t>
       </w:r>
     </w:p>
     <w:p>
       <w:pPr>
-        <w:spacing w:after="120"/>
-        <w:jc w:val="both"/>
-      </w:pPr>
-      <w:r>
-        <w:t xml:space="preserve">Shigellyozning muhim xususiyati — uning juda past yuqtiruvchi dozasi (atigi 10–100 ta mikroorganizm infeksiyani keltirib chiqarishga yetarli), bu odamdan odamga maishiy-kontakt yo'li bilan oson yuqishni ta'minlaydi [2]. Yuqishning asosiy yo'llari:</w:t>
+        <w:spacing w:after="120" w:line="276"/>
+        <w:ind w:firstLine="567"/>
+        <w:jc w:val="both"/>
+      </w:pPr>
+      <w:r>
+        <w:rPr>
+          <w:rFonts w:ascii="Times New Roman" w:cs="Times New Roman" w:eastAsia="Times New Roman" w:hAnsi="Times New Roman"/>
+          <w:sz w:val="28"/>
+          <w:szCs w:val="28"/>
+        </w:rPr>
+        <w:t xml:space="preserve">Shigellyozning muhim xususiyati — uning juda past yuqtiruvchi dozasi (atigi 10–200 ta mikroorganizm infeksiyani keltirib chiqarishga yetarli), bu odamdan odamga maishiy-kontakt yo'li bilan oson yuqishni ta'minlaydi [2]. Yuqishning asosiy yo'llari:</w:t>
       </w:r>
     </w:p>
     <w:p>
@@ -61,11 +101,17 @@
         <w:pStyle w:val="ListParagraph"/>
         <w:numPr>
           <w:ilvl w:val="0"/>
-          <w:numId w:val="101"/>
+          <w:numId w:val="2"/>
         </w:numPr>
-        <w:spacing w:after="40"/>
-      </w:pPr>
-      <w:r>
+        <w:spacing w:after="60" w:line="276"/>
+        <w:jc w:val="both"/>
+      </w:pPr>
+      <w:r>
+        <w:rPr>
+          <w:rFonts w:ascii="Times New Roman" w:cs="Times New Roman" w:eastAsia="Times New Roman" w:hAnsi="Times New Roman"/>
+          <w:sz w:val="28"/>
+          <w:szCs w:val="28"/>
+        </w:rPr>
         <w:t xml:space="preserve">maishiy-kontakt yo'li — iflos qo'llar va buyumlar orqali (S. sonnei hamda bolalar jamoalari uchun xos, yetakchi yo'l);</w:t>
       </w:r>
     </w:p>
@@ -74,11 +120,17 @@
         <w:pStyle w:val="ListParagraph"/>
         <w:numPr>
           <w:ilvl w:val="0"/>
-          <w:numId w:val="101"/>
+          <w:numId w:val="2"/>
         </w:numPr>
-        <w:spacing w:after="40"/>
-      </w:pPr>
-      <w:r>
+        <w:spacing w:after="60" w:line="276"/>
+        <w:jc w:val="both"/>
+      </w:pPr>
+      <w:r>
+        <w:rPr>
+          <w:rFonts w:ascii="Times New Roman" w:cs="Times New Roman" w:eastAsia="Times New Roman" w:hAnsi="Times New Roman"/>
+          <w:sz w:val="28"/>
+          <w:szCs w:val="28"/>
+        </w:rPr>
         <w:t xml:space="preserve">oziq-ovqat yo'li — ifloslangan taomlar va sut mahsulotlari orqali (gigiyena buzilganda);</w:t>
       </w:r>
     </w:p>
@@ -87,176 +139,95 @@
         <w:pStyle w:val="ListParagraph"/>
         <w:numPr>
           <w:ilvl w:val="0"/>
-          <w:numId w:val="101"/>
+          <w:numId w:val="2"/>
         </w:numPr>
-        <w:spacing w:after="40"/>
-      </w:pPr>
-      <w:r>
+        <w:spacing w:after="60" w:line="276"/>
+        <w:jc w:val="both"/>
+      </w:pPr>
+      <w:r>
+        <w:rPr>
+          <w:rFonts w:ascii="Times New Roman" w:cs="Times New Roman" w:eastAsia="Times New Roman" w:hAnsi="Times New Roman"/>
+          <w:sz w:val="28"/>
+          <w:szCs w:val="28"/>
+        </w:rPr>
         <w:t xml:space="preserve">suv yo'li — ifloslangan ichimlik suvi orqali, ko'p sonli holatlar bilan kechadigan epidemiyalar shaklida.</w:t>
       </w:r>
     </w:p>
     <w:p>
       <w:pPr>
-        <w:spacing w:after="120"/>
-        <w:jc w:val="both"/>
-      </w:pPr>
-      <w:r>
+        <w:spacing w:after="120" w:line="276"/>
+        <w:ind w:firstLine="567"/>
+        <w:jc w:val="both"/>
+      </w:pPr>
+      <w:r>
+        <w:rPr>
+          <w:rFonts w:ascii="Times New Roman" w:cs="Times New Roman" w:eastAsia="Times New Roman" w:hAnsi="Times New Roman"/>
+          <w:sz w:val="28"/>
+          <w:szCs w:val="28"/>
+        </w:rPr>
         <w:t xml:space="preserve">Inkubatsion davr qisqa — odatda 1–3 kun, ba'zan 12 soatdan 4 kungacha. Kasallanish yozgi-kuzgi mavsumiylikka ega, xavf guruhini kichik yoshdagi bolalar va bolalar muassasalari (bog'cha, maktab) tashkil etadi. Past yuqtiruvchi doza tufayli shigellyoz bog'cha va maktablarda guruhiy o'choqlar ko'rinishida tez tarqaladi [1][2].</w:t>
       </w:r>
     </w:p>
     <w:p>
       <w:pPr>
         <w:pStyle w:val="Heading2"/>
-        <w:spacing w:after="80" w:before="160"/>
-      </w:pPr>
-      <w:r>
+        <w:spacing w:after="100" w:before="200"/>
+      </w:pPr>
+      <w:r>
+        <w:rPr>
+          <w:rFonts w:ascii="Times New Roman" w:cs="Times New Roman" w:eastAsia="Times New Roman" w:hAnsi="Times New Roman"/>
+          <w:b/>
+          <w:bCs/>
+          <w:sz w:val="28"/>
+          <w:szCs w:val="28"/>
+        </w:rPr>
         <w:t xml:space="preserve">Tashxis</w:t>
       </w:r>
     </w:p>
     <w:p>
       <w:pPr>
-        <w:spacing w:after="120"/>
-        <w:jc w:val="both"/>
-      </w:pPr>
-      <w:r>
-        <w:t xml:space="preserve">Shigellyozga tashxis klinik, epidemiologik va laboratoriya ma'lumotlari asosida qo'yiladi. Asosiy laboratoriya usuli — bakteriologik tekshiruv, ya'ni najasdan qo'zg'atuvchini ajratish (koprokultura); namuna antibakterial davolashdan oldin, imkon qadar erta olinadi. Qo'shimcha usullar — serologik tekshiruv va zamonaviy molekulyar usullar (PZR), shuningdek antibiotiklarga sezgirlikni aniqlash (chidamli shtammlar tarqalishi tufayli muhim). Laboratoriya tasdig'i qo'zg'atuvchi turini aniqlash va o'choqlar o'rtasidagi bog'liqlikni belgilash uchun muhim [1]. Klinik jihatdan shigellyoz tipik hollarda tenezmlar (ich ketishga yolg'on chaqiriq), qon va shilimshiq aralash kam miqdordagi ich ketish bilan tavsiflanadi, biroq yengil shakllari boshqa o'tkir ichak infeksiyalaridan farqlash qiyin bo'lishi mumkin; shu bois laboratoriya tasdig'i yakuniy tashxis uchun zarur. Og'ir shakllar, ayniqsa S. dysenteriae 1-serotipida, asoratlar va yuqori o'lim bilan kechishi mumkin.</w:t>
+        <w:spacing w:after="120" w:line="276"/>
+        <w:ind w:firstLine="567"/>
+        <w:jc w:val="both"/>
+      </w:pPr>
+      <w:r>
+        <w:rPr>
+          <w:rFonts w:ascii="Times New Roman" w:cs="Times New Roman" w:eastAsia="Times New Roman" w:hAnsi="Times New Roman"/>
+          <w:sz w:val="28"/>
+          <w:szCs w:val="28"/>
+        </w:rPr>
+        <w:t xml:space="preserve">Shigellyozga tashxis klinik, epidemiologik va laboratoriya ma'lumotlari asosida qo'yiladi. Asosiy laboratoriya usuli — bakteriologik tekshiruv, ya'ni najasdan qo'zg'atuvchini ajratish (koprokultura); namuna antibakterial davolashdan oldin, imkon qadar erta olinadi. Qo'shimcha usullar — serologik tekshiruv va zamonaviy molekulyar usullar (PZR), shuningdek antibiotiklarga sezgirlikni aniqlash (chidamli shtammlar tarqalishi tufayli muhim). Laboratoriya tasdig'i qo'zg'atuvchi turini aniqlash va o'choqlar o'rtasidagi bog'liqlikni belgilash uchun muhim [1]. Klinik jihatdan shigellyoz tipik hollarda tenezmlar (ich ketishga yolg'on chaqiriq), qon va shilimshiq aralash kam miqdordagi ich ketish bilan tavsiflanadi, biroq yengil shakllari boshqa o'tkir ichak infeksiyalaridan farqlash qiyin bo'lishi mumkin; shu bois laboratoriya tasdig'i yakuniy tashxis uchun zarur. Og'ir shakllar, ayniqsa S.</w:t>
       </w:r>
     </w:p>
     <w:p>
       <w:pPr>
         <w:pStyle w:val="Heading2"/>
-        <w:spacing w:after="80" w:before="160"/>
-      </w:pPr>
-      <w:r>
+        <w:spacing w:after="100" w:before="200"/>
+      </w:pPr>
+      <w:r>
+        <w:rPr>
+          <w:rFonts w:ascii="Times New Roman" w:cs="Times New Roman" w:eastAsia="Times New Roman" w:hAnsi="Times New Roman"/>
+          <w:b/>
+          <w:bCs/>
+          <w:sz w:val="28"/>
+          <w:szCs w:val="28"/>
+        </w:rPr>
         <w:t xml:space="preserve">Profilaktika</w:t>
       </w:r>
     </w:p>
     <w:p>
       <w:pPr>
-        <w:spacing w:after="120"/>
-        <w:jc w:val="both"/>
-      </w:pPr>
-      <w:r>
+        <w:spacing w:after="120" w:line="276"/>
+        <w:ind w:firstLine="567"/>
+        <w:jc w:val="both"/>
+      </w:pPr>
+      <w:r>
+        <w:rPr>
+          <w:rFonts w:ascii="Times New Roman" w:cs="Times New Roman" w:eastAsia="Times New Roman" w:hAnsi="Times New Roman"/>
+          <w:sz w:val="28"/>
+          <w:szCs w:val="28"/>
+        </w:rPr>
         <w:t xml:space="preserve">Shigellyoz profilaktikasining asosi — yuqish yo'llarini uzishga qaratilgan sanitariya-gigiyenik tadbirlar. Asosiy profilaktik choralar:</w:t>
-      </w:r>
-    </w:p>
-    <w:p>
-      <w:pPr>
-        <w:pStyle w:val="ListParagraph"/>
-        <w:numPr>
-          <w:ilvl w:val="0"/>
-          <w:numId w:val="102"/>
-        </w:numPr>
-        <w:spacing w:after="40"/>
-      </w:pPr>
-      <w:r>
-        <w:t xml:space="preserve">shaxsiy gigiyena, ayniqsa qo'l yuvish odatini shakllantirish (past yuqtiruvchi doza tufayli hal qiluvchi chora);</w:t>
-      </w:r>
-    </w:p>
-    <w:p>
-      <w:pPr>
-        <w:pStyle w:val="ListParagraph"/>
-        <w:numPr>
-          <w:ilvl w:val="0"/>
-          <w:numId w:val="102"/>
-        </w:numPr>
-        <w:spacing w:after="40"/>
-      </w:pPr>
-      <w:r>
-        <w:t xml:space="preserve">xavfsiz ichimlik suvi bilan ta'minlash va suvni zararsizlantirish;</w:t>
-      </w:r>
-    </w:p>
-    <w:p>
-      <w:pPr>
-        <w:pStyle w:val="ListParagraph"/>
-        <w:numPr>
-          <w:ilvl w:val="0"/>
-          <w:numId w:val="102"/>
-        </w:numPr>
-        <w:spacing w:after="40"/>
-      </w:pPr>
-      <w:r>
-        <w:t xml:space="preserve">oziq-ovqat xavfsizligi ustidan nazorat;</w:t>
-      </w:r>
-    </w:p>
-    <w:p>
-      <w:pPr>
-        <w:pStyle w:val="ListParagraph"/>
-        <w:numPr>
-          <w:ilvl w:val="0"/>
-          <w:numId w:val="102"/>
-        </w:numPr>
-        <w:spacing w:after="40"/>
-      </w:pPr>
-      <w:r>
-        <w:t xml:space="preserve">bolalar muassasalarida sanitariya rejimiga qat'iy rioya qilish;</w:t>
-      </w:r>
-    </w:p>
-    <w:p>
-      <w:pPr>
-        <w:pStyle w:val="ListParagraph"/>
-        <w:numPr>
-          <w:ilvl w:val="0"/>
-          <w:numId w:val="102"/>
-        </w:numPr>
-        <w:spacing w:after="40"/>
-      </w:pPr>
-      <w:r>
-        <w:t xml:space="preserve">dekretlangan kontingentni muntazam tekshirish va tashuvchilarni aniqlash.</w:t>
-      </w:r>
-    </w:p>
-    <w:p>
-      <w:pPr>
-        <w:spacing w:after="120"/>
-        <w:jc w:val="both"/>
-      </w:pPr>
-      <w:r>
-        <w:t xml:space="preserve">Maxsus profilaktika (vaksina) shigellyozda keng qo'llanilmaydi, shu bois gigiyenik choralar, ayniqsa qo'l gigiyenasi birinchi o'ringa chiqadi [2]. Shigellyoz past yuqtiruvchi dozaga ega bo'lgani uchun qo'l yuvish — infeksiyaning eng oddiy, arzon va samarali oldini olish vositasi hisoblanadi; buni bolalar muassasalarida targ'ib qilish alohida ahamiyatga ega. Antibiotiklarga chidamli, jumladan ko'p va o'ta chidamli (XDR) Shigella shtammlarining tarqalishi so'nggi yillarda global muammo bo'lib, u davolashni murakkablashtirgani holda profilaktikaning ahamiyatini yanada oshiradi [2].</w:t>
-      </w:r>
-    </w:p>
-    <w:p>
-      <w:pPr>
-        <w:pStyle w:val="Heading2"/>
-        <w:spacing w:after="80" w:before="160"/>
-      </w:pPr>
-      <w:r>
-        <w:t xml:space="preserve">Epidemiyaga qarshi chora-tadbirlarni rejalashtirish</w:t>
-      </w:r>
-    </w:p>
-    <w:p>
-      <w:pPr>
-        <w:spacing w:after="120"/>
-        <w:jc w:val="both"/>
-      </w:pPr>
-      <w:r>
-        <w:t xml:space="preserve">Shigellyoz o'chog'ida chora-tadbirlar epidemiologik tekshiruv asosida rejalashtiriladi: bemorni aniqlash, ro'yxatga olish va ajratish (og'ir hollarda kasalxonaga yotqizish), o'choqda joriy va yakuniy dezinfeksiya, muloqotda bo'lganlarni tibbiy kuzatuv va bakteriologik tekshiruvga olish. Bolalar muassasalaridagi o'choqlarda guruhni karantinga olish, yangi bolalar qabulini vaqtincha to'xtatish va sanitariya rejimini kuchaytirish ko'zda tutiladi. Suv yoki oziq-ovqat bilan bog'liq o'choqlarda tegishli manbani zudlik bilan nazorat qilish birinchi o'ringa chiqadi [1]. Muloqotda bo'lganlar bir maksimal inkubatsion davr (qisqa bo'lgani uchun odatda bir necha kun) mobaynida kuzatiladi. Bemor kasalxonadan yoki uy izolyatsiyasidan klinik sog'ayish va bakteriologik tekshiruv salbiy natija bergach chiqariladi; dekretlangan ishlarda band bo'lganlar qo'shimcha nazoratdan o'tkaziladi. O'choqdagi tadbirlarning tezkorligi shigellyozning tez tarqalishini hisobga olganda hal qiluvchi ahamiyatga ega.</w:t>
-      </w:r>
-    </w:p>
-    <w:p>
-      <w:pPr>
-        <w:pStyle w:val="Heading2"/>
-        <w:spacing w:after="80" w:before="160"/>
-      </w:pPr>
-      <w:r>
-        <w:t xml:space="preserve">Xulosa</w:t>
-      </w:r>
-    </w:p>
-    <w:p>
-      <w:pPr>
-        <w:spacing w:after="120"/>
-        <w:jc w:val="both"/>
-      </w:pPr>
-      <w:r>
-        <w:t xml:space="preserve">Shigellyoz — Shigella keltirib chiqaradigan antroponoz ichak infeksiyasi bo'lib, infeksiya manbai faqat odam, yetakchi yuqish yo'li esa past yuqtiruvchi doza tufayli maishiy-kontaktdir. Inkubatsion davri qisqa (1–3 kun), kasallanish bolalar jamoalarida guruhiy o'choqlar ko'rinishida tarqaladi. Tashxis bakteriologik usulga (koprokultura) asoslanadi. Profilaktikaning asosi — shaxsiy gigiyena, ayniqsa qo'l yuvish, xavfsiz suv va oziq-ovqat nazoratidir. Epidemiyaga qarshi tadbirlar bemorni ajratish, dezinfeksiya, muloqotdagilarni kuzatish va manbani nazorat qilishni qamrab oladi; O'zbekistonda bu ish SSV ning 122-sonli buyrug'i bilan tartibga solingan va u boshqa o'tkir ichak infeksiyalari bilan yagona majmuada nazorat qilinadi [1]. Shigellyozning yuqori yuqumliligi va antibiotiklarga chidamlilik muammosi uni doimiy epidemiologik nazorat ostida ushlab turishni talab qiladi. Vrach-epidemiolog uchun shigellyozning past yuqtiruvchi dozasi va maishiy yo'l bilan tez tarqalishini bilish o'choqda to'g'ri va tezkor chora ko'rishning asosidir.</w:t>
-      </w:r>
-    </w:p>
-    <w:p>
-      <w:pPr>
-        <w:pStyle w:val="Heading2"/>
-        <w:spacing w:after="80" w:before="220"/>
-      </w:pPr>
-      <w:r>
-        <w:t xml:space="preserve">Foydalanilgan adabiyotlar</w:t>
       </w:r>
     </w:p>
     <w:p>
@@ -266,10 +237,16 @@
           <w:ilvl w:val="0"/>
           <w:numId w:val="3"/>
         </w:numPr>
-        <w:spacing w:after="40"/>
-      </w:pPr>
-      <w:r>
-        <w:t xml:space="preserve">O'zR Sog'liqni saqlash vazirligining 2015-yil 25-martdagi 122-sonli buyrug'i (ich terlama, paratif, salmonellyoz va o'tkir ichak kasalliklariga qarshi chora-tadbirlar to'g'risida).</w:t>
+        <w:spacing w:after="60" w:line="276"/>
+        <w:jc w:val="both"/>
+      </w:pPr>
+      <w:r>
+        <w:rPr>
+          <w:rFonts w:ascii="Times New Roman" w:cs="Times New Roman" w:eastAsia="Times New Roman" w:hAnsi="Times New Roman"/>
+          <w:sz w:val="28"/>
+          <w:szCs w:val="28"/>
+        </w:rPr>
+        <w:t xml:space="preserve">shaxsiy gigiyena, ayniqsa qo'l yuvish odatini shakllantirish (past yuqtiruvchi doza tufayli hal qiluvchi chora);</w:t>
       </w:r>
     </w:p>
     <w:p>
@@ -279,15 +256,310 @@
           <w:ilvl w:val="0"/>
           <w:numId w:val="3"/>
         </w:numPr>
-        <w:spacing w:after="40"/>
-      </w:pPr>
-      <w:r>
-        <w:t xml:space="preserve">Centers for Disease Control and Prevention. About Shigella infection (incubation 1–2 days, low infectious dose); WHO. Diarrhoeal disease. URL: https://www.cdc.gov/shigella/about/index.html</w:t>
+        <w:spacing w:after="60" w:line="276"/>
+        <w:jc w:val="both"/>
+      </w:pPr>
+      <w:r>
+        <w:rPr>
+          <w:rFonts w:ascii="Times New Roman" w:cs="Times New Roman" w:eastAsia="Times New Roman" w:hAnsi="Times New Roman"/>
+          <w:sz w:val="28"/>
+          <w:szCs w:val="28"/>
+        </w:rPr>
+        <w:t xml:space="preserve">xavfsiz ichimlik suvi bilan ta'minlash va suvni zararsizlantirish;</w:t>
+      </w:r>
+    </w:p>
+    <w:p>
+      <w:pPr>
+        <w:pStyle w:val="ListParagraph"/>
+        <w:numPr>
+          <w:ilvl w:val="0"/>
+          <w:numId w:val="3"/>
+        </w:numPr>
+        <w:spacing w:after="60" w:line="276"/>
+        <w:jc w:val="both"/>
+      </w:pPr>
+      <w:r>
+        <w:rPr>
+          <w:rFonts w:ascii="Times New Roman" w:cs="Times New Roman" w:eastAsia="Times New Roman" w:hAnsi="Times New Roman"/>
+          <w:sz w:val="28"/>
+          <w:szCs w:val="28"/>
+        </w:rPr>
+        <w:t xml:space="preserve">oziq-ovqat xavfsizligi ustidan nazorat;</w:t>
+      </w:r>
+    </w:p>
+    <w:p>
+      <w:pPr>
+        <w:pStyle w:val="ListParagraph"/>
+        <w:numPr>
+          <w:ilvl w:val="0"/>
+          <w:numId w:val="3"/>
+        </w:numPr>
+        <w:spacing w:after="60" w:line="276"/>
+        <w:jc w:val="both"/>
+      </w:pPr>
+      <w:r>
+        <w:rPr>
+          <w:rFonts w:ascii="Times New Roman" w:cs="Times New Roman" w:eastAsia="Times New Roman" w:hAnsi="Times New Roman"/>
+          <w:sz w:val="28"/>
+          <w:szCs w:val="28"/>
+        </w:rPr>
+        <w:t xml:space="preserve">bolalar muassasalarida sanitariya rejimiga qat'iy rioya qilish;</w:t>
+      </w:r>
+    </w:p>
+    <w:p>
+      <w:pPr>
+        <w:pStyle w:val="ListParagraph"/>
+        <w:numPr>
+          <w:ilvl w:val="0"/>
+          <w:numId w:val="3"/>
+        </w:numPr>
+        <w:spacing w:after="60" w:line="276"/>
+        <w:jc w:val="both"/>
+      </w:pPr>
+      <w:r>
+        <w:rPr>
+          <w:rFonts w:ascii="Times New Roman" w:cs="Times New Roman" w:eastAsia="Times New Roman" w:hAnsi="Times New Roman"/>
+          <w:sz w:val="28"/>
+          <w:szCs w:val="28"/>
+        </w:rPr>
+        <w:t xml:space="preserve">dekretlangan kontingentni muntazam tekshirish va tashuvchilarni aniqlash.</w:t>
+      </w:r>
+    </w:p>
+    <w:p>
+      <w:pPr>
+        <w:spacing w:after="120" w:line="276"/>
+        <w:ind w:firstLine="567"/>
+        <w:jc w:val="both"/>
+      </w:pPr>
+      <w:r>
+        <w:rPr>
+          <w:rFonts w:ascii="Times New Roman" w:cs="Times New Roman" w:eastAsia="Times New Roman" w:hAnsi="Times New Roman"/>
+          <w:sz w:val="28"/>
+          <w:szCs w:val="28"/>
+        </w:rPr>
+        <w:t xml:space="preserve">Maxsus profilaktika (vaksina) shigellyozda keng qo'llanilmaydi, shu bois gigiyenik choralar, ayniqsa qo'l gigiyenasi birinchi o'ringa chiqadi. Shigellyoz past yuqtiruvchi dozaga ega bo'lgani uchun qo'l yuvish — infeksiyaning eng oddiy, arzon va samarali oldini olish vositasi hisoblanadi; buni bolalar muassasalarida targ'ib qilish alohida ahamiyatga ega.</w:t>
+      </w:r>
+    </w:p>
+    <w:p>
+      <w:pPr>
+        <w:pStyle w:val="Heading2"/>
+        <w:spacing w:after="100" w:before="200"/>
+      </w:pPr>
+      <w:r>
+        <w:rPr>
+          <w:rFonts w:ascii="Times New Roman" w:cs="Times New Roman" w:eastAsia="Times New Roman" w:hAnsi="Times New Roman"/>
+          <w:b/>
+          <w:bCs/>
+          <w:sz w:val="28"/>
+          <w:szCs w:val="28"/>
+        </w:rPr>
+        <w:t xml:space="preserve">Epidemiyaga qarshi chora-tadbirlarni rejalashtirish</w:t>
+      </w:r>
+    </w:p>
+    <w:p>
+      <w:pPr>
+        <w:spacing w:after="120" w:line="276"/>
+        <w:ind w:firstLine="567"/>
+        <w:jc w:val="both"/>
+      </w:pPr>
+      <w:r>
+        <w:rPr>
+          <w:rFonts w:ascii="Times New Roman" w:cs="Times New Roman" w:eastAsia="Times New Roman" w:hAnsi="Times New Roman"/>
+          <w:sz w:val="28"/>
+          <w:szCs w:val="28"/>
+        </w:rPr>
+        <w:t xml:space="preserve">Shigellyoz o'chog'ida chora-tadbirlar epidemiologik tekshiruv asosida rejalashtiriladi: bemorni aniqlash, ro'yxatga olish va ajratish (og'ir hollarda kasalxonaga yotqizish), o'choqda joriy va yakuniy dezinfeksiya, muloqotda bo'lganlarni tibbiy kuzatuv va bakteriologik tekshiruvga olish. Bolalar muassasalaridagi o'choqlarda guruhni karantinga olish, yangi bolalar qabulini vaqtincha to'xtatish va sanitariya rejimini kuchaytirish ko'zda tutiladi. Suv yoki oziq-ovqat bilan bog'liq o'choqlarda tegishli manbani zudlik bilan nazorat qilish birinchi o'ringa chiqadi [1]. Muloqotda bo'lganlar bir maksimal inkubatsion davr (qisqa bo'lgani uchun odatda bir necha kun) mobaynida kuzatiladi. Bemor kasalxonadan yoki uy izolyatsiyasidan klinik sog'ayish va bakteriologik tekshiruv salbiy natija bergach chiqariladi; dekretlangan ishlarda band bo'lganlar qo'shimcha nazoratdan o'tkaziladi. O'choqdagi tadbirlarning tezkorligi shigellyozning tez tarqalishini hisobga olganda hal qiluvchi ahamiyatga ega.</w:t>
+      </w:r>
+    </w:p>
+    <w:p>
+      <w:pPr>
+        <w:pStyle w:val="Heading2"/>
+        <w:spacing w:after="100" w:before="200"/>
+      </w:pPr>
+      <w:r>
+        <w:rPr>
+          <w:rFonts w:ascii="Times New Roman" w:cs="Times New Roman" w:eastAsia="Times New Roman" w:hAnsi="Times New Roman"/>
+          <w:b/>
+          <w:bCs/>
+          <w:sz w:val="28"/>
+          <w:szCs w:val="28"/>
+        </w:rPr>
+        <w:t xml:space="preserve">Qo'zg'atuvchining chidamliligi va yuqish yo'llari (milliy yo'riqnoma)</w:t>
+      </w:r>
+    </w:p>
+    <w:p>
+      <w:pPr>
+        <w:spacing w:after="120" w:line="276"/>
+        <w:ind w:firstLine="567"/>
+        <w:jc w:val="both"/>
+      </w:pPr>
+      <w:r>
+        <w:rPr>
+          <w:rFonts w:ascii="Times New Roman" w:cs="Times New Roman" w:eastAsia="Times New Roman" w:hAnsi="Times New Roman"/>
+          <w:sz w:val="28"/>
+          <w:szCs w:val="28"/>
+        </w:rPr>
+        <w:t xml:space="preserve">Shigellalar Disenteriae, Flexner, Boydi va Zonnae turlariga bo'linadi; ular harakatsiz, sporasiz gramm-manfiy tayoqchalar. Shigella disenteriae ekzo- va endotoksin, qolganlari faqat endotoksin ishlab chiqaradi. Tashqi muhitda Zonne shigellasi yuqori, Flekssner o'rtacha chidamlilikka ega: qulay harorat va namlikda oziq-ovqatda bir necha kun, najasda ikki haftagacha saqlanadi, quyosh nuriga sezgir, nordon muhitda bir necha soatda nobud bo'ladi, dezinfeksiya vositalari va yuqori haroratda bir zumda o'ladi [1]. Alimentar yo'lda sabzavot, non, sut va sut mahsulotlari, muddati o'tgan yoki yetarlicha termik ishlov berilmagan yarim fabrikatlar omil bo'ladi [1]. O'choqli dezinfeksiya bakterial dizenteriya o'choqlarida majburiy, sifat surtmalar va qoldiq vosita ko'rsatkichlari bilan baholanadi [3].</w:t>
+      </w:r>
+    </w:p>
+    <w:p>
+      <w:pPr>
+        <w:pStyle w:val="Heading2"/>
+        <w:spacing w:after="100" w:before="200"/>
+      </w:pPr>
+      <w:r>
+        <w:rPr>
+          <w:rFonts w:ascii="Times New Roman" w:cs="Times New Roman" w:eastAsia="Times New Roman" w:hAnsi="Times New Roman"/>
+          <w:b/>
+          <w:bCs/>
+          <w:sz w:val="28"/>
+          <w:szCs w:val="28"/>
+        </w:rPr>
+        <w:t xml:space="preserve">Xulosa</w:t>
+      </w:r>
+    </w:p>
+    <w:p>
+      <w:pPr>
+        <w:spacing w:after="120" w:line="276"/>
+        <w:ind w:firstLine="567"/>
+        <w:jc w:val="both"/>
+      </w:pPr>
+      <w:r>
+        <w:rPr>
+          <w:rFonts w:ascii="Times New Roman" w:cs="Times New Roman" w:eastAsia="Times New Roman" w:hAnsi="Times New Roman"/>
+          <w:sz w:val="28"/>
+          <w:szCs w:val="28"/>
+        </w:rPr>
+        <w:t xml:space="preserve">Shigellyoz — Shigella keltirib chiqaradigan antroponoz ichak infeksiyasi bo'lib, infeksiya manbai faqat odam, yetakchi yuqish yo'li esa past yuqtiruvchi doza tufayli maishiy-kontaktdir. Inkubatsion davri qisqa (1–3 kun), kasallanish bolalar jamoalarida guruhiy o'choqlar ko'rinishida tarqaladi. Tashxis bakteriologik usulga (koprokultura) asoslanadi. Profilaktikaning asosi — shaxsiy gigiyena, ayniqsa qo'l yuvish, xavfsiz suv va oziq-ovqat nazoratidir. Epidemiyaga qarshi tadbirlar bemorni ajratish, dezinfeksiya, muloqotdagilarni kuzatish va manbani nazorat qilishni qamrab oladi; O'zbekistonda bu ish SSV ning 122-sonli buyrug'i bilan tartibga solingan va u boshqa o'tkir ichak infeksiyalari bilan yagona majmuada nazorat qilinadi [1]. Shigellyozning yuqori yuqumliligi va antibiotiklarga chidamlilik muammosi uni doimiy epidemiologik nazorat ostida ushlab turishni talab qiladi. Vrach-epidemiolog uchun shigellyozning past yuqtiruvchi dozasi va maishiy yo'l bilan tez tarqalishini bilish o'choqda to'g'ri va tezkor chora ko'rishning asosidir. Qonunga ko'ra o'choqlarda gumon qilinganlarni aniqlash, ajratish va kasalxonaga yotqizish, muloqotda bo'lganlarni laboratoriya tekshiruvidan o'tkazish hamda yuqish yo'llari va omillarini aniqlash choralari o'tkaziladi [4]. Xalqaro yondashuvda ham nazorat odatda yuqish zanjirining aralashuvga eng sezgir bo'g'iniga qaratiladi [5]. Diareya infeksiyalarining oldini olishda xavfsiz ichimlik suvi, yaxshilangan sanitariya va sovun bilan qo'l yuvish asosiy chora hisoblanadi [6].</w:t>
+      </w:r>
+    </w:p>
+    <w:p>
+      <w:pPr>
+        <w:pStyle w:val="Heading2"/>
+        <w:spacing w:after="100" w:before="280"/>
+      </w:pPr>
+      <w:r>
+        <w:rPr>
+          <w:rFonts w:ascii="Times New Roman" w:cs="Times New Roman" w:eastAsia="Times New Roman" w:hAnsi="Times New Roman"/>
+          <w:b/>
+          <w:bCs/>
+          <w:sz w:val="28"/>
+          <w:szCs w:val="28"/>
+        </w:rPr>
+        <w:t xml:space="preserve">Foydalanilgan adabiyotlar</w:t>
+      </w:r>
+    </w:p>
+    <w:p>
+      <w:pPr>
+        <w:pStyle w:val="ListParagraph"/>
+        <w:numPr>
+          <w:ilvl w:val="0"/>
+          <w:numId w:val="4"/>
+        </w:numPr>
+        <w:spacing w:after="80" w:line="260"/>
+      </w:pPr>
+      <w:r>
+        <w:rPr>
+          <w:rFonts w:ascii="Times New Roman" w:cs="Times New Roman" w:eastAsia="Times New Roman" w:hAnsi="Times New Roman"/>
+          <w:sz w:val="28"/>
+          <w:szCs w:val="28"/>
+        </w:rPr>
+        <w:t xml:space="preserve">O'zbekiston Respublikasi Sog'liqni saqlash vazirining 25.03.2015-yildagi buyrug'i va 1–3-ilovalari: o'tkir ichak infeksiyalari, ich terlama va paratif hamda salmonellyoz kasalliklarini oldini olish borasidagi sanitariya-gigiyenik, profilaktik va epidemiyaga qarshi chora-tadbirlar yo'riqnomalari. Manba: xayrullokomilov.uz/kutubxona, material № 436 (kutubxonada "Buyruq № 122"; hujjat ichida "125-son" va "122-son" ikkalasi uchraydi — raqam tasdiqlanmagan; matn kirill yozuvida).</w:t>
+      </w:r>
+    </w:p>
+    <w:p>
+      <w:pPr>
+        <w:pStyle w:val="ListParagraph"/>
+        <w:numPr>
+          <w:ilvl w:val="0"/>
+          <w:numId w:val="4"/>
+        </w:numPr>
+        <w:spacing w:after="80" w:line="260"/>
+      </w:pPr>
+      <w:r>
+        <w:rPr>
+          <w:rFonts w:ascii="Times New Roman" w:cs="Times New Roman" w:eastAsia="Times New Roman" w:hAnsi="Times New Roman"/>
+          <w:sz w:val="28"/>
+          <w:szCs w:val="28"/>
+        </w:rPr>
+        <w:t xml:space="preserve">CDC. Clinical Care of Shigellosis (URL: https://www.cdc.gov/shigella/hcp/clinical-care/index.html); CDC. Shigella — Shigellosis, causes (URL: https://www.cdc.gov/shigella/causes/index.html). Eslatma: tegishli faktlar qidiruv natijalari orqali tasdiqlangan, sahifalarga to'g'ridan-to'g'ri kirish 403 xato berdi (kirilgan sana: 30.10.2026).</w:t>
+      </w:r>
+    </w:p>
+    <w:p>
+      <w:pPr>
+        <w:pStyle w:val="ListParagraph"/>
+        <w:numPr>
+          <w:ilvl w:val="0"/>
+          <w:numId w:val="4"/>
+        </w:numPr>
+        <w:spacing w:after="80" w:line="260"/>
+      </w:pPr>
+      <w:r>
+        <w:rPr>
+          <w:rFonts w:ascii="Times New Roman" w:cs="Times New Roman" w:eastAsia="Times New Roman" w:hAnsi="Times New Roman"/>
+          <w:sz w:val="28"/>
+          <w:szCs w:val="28"/>
+        </w:rPr>
+        <w:t xml:space="preserve">SanQvaN № 0090-25 (SEO va JS qo'mitasi qarori, Toshkent, 05.05.2025, № 8; Adliya vazirligida 03.06.2025-yilda 350-raqam bilan ro'yxatga olingan), 55, 56, 63, 65-bandlar. URL: https://lex.uz/en/docs/-7556121. Manba: xayrullokomilov.uz/kutubxona, material № 660.</w:t>
+      </w:r>
+    </w:p>
+    <w:p>
+      <w:pPr>
+        <w:pStyle w:val="ListParagraph"/>
+        <w:numPr>
+          <w:ilvl w:val="0"/>
+          <w:numId w:val="4"/>
+        </w:numPr>
+        <w:spacing w:after="80" w:line="260"/>
+      </w:pPr>
+      <w:r>
+        <w:rPr>
+          <w:rFonts w:ascii="Times New Roman" w:cs="Times New Roman" w:eastAsia="Times New Roman" w:hAnsi="Times New Roman"/>
+          <w:sz w:val="28"/>
+          <w:szCs w:val="28"/>
+        </w:rPr>
+        <w:t xml:space="preserve">O'zbekiston Respublikasining "Aholining sanitariya-epidemiologik osoyishtaligi to'g'risida"gi Qonuni (Qonunchilik palatasi 2015-yil 15-iyulda qabul qilgan, Senat 2015-yil 6-avgustda ma'qullagan), 32-modda. URL: https://lex.uz/docs/2732587. Manba: xayrullokomilov.uz/kutubxona, material № 201 (matn kirill yozuvida; asosiy raqami matnda ko'rsatilmagan — tasdiqlanmagan).</w:t>
+      </w:r>
+    </w:p>
+    <w:p>
+      <w:pPr>
+        <w:pStyle w:val="ListParagraph"/>
+        <w:numPr>
+          <w:ilvl w:val="0"/>
+          <w:numId w:val="4"/>
+        </w:numPr>
+        <w:spacing w:after="80" w:line="260"/>
+      </w:pPr>
+      <w:r>
+        <w:rPr>
+          <w:rFonts w:ascii="Times New Roman" w:cs="Times New Roman" w:eastAsia="Times New Roman" w:hAnsi="Times New Roman"/>
+          <w:sz w:val="28"/>
+          <w:szCs w:val="28"/>
+        </w:rPr>
+        <w:t xml:space="preserve">CDC. Principles of Epidemiology in Public Health Practice (SS1978), Lesson 1, Section 10: Chain of Infection. URL: https://archive.cdc.gov/www_cdc_gov/csels/dsepd/ss1978/lesson1/section10.html (kirilgan sana: 30.10.2026).</w:t>
+      </w:r>
+    </w:p>
+    <w:p>
+      <w:pPr>
+        <w:pStyle w:val="ListParagraph"/>
+        <w:numPr>
+          <w:ilvl w:val="0"/>
+          <w:numId w:val="4"/>
+        </w:numPr>
+        <w:spacing w:after="80" w:line="260"/>
+      </w:pPr>
+      <w:r>
+        <w:rPr>
+          <w:rFonts w:ascii="Times New Roman" w:cs="Times New Roman" w:eastAsia="Times New Roman" w:hAnsi="Times New Roman"/>
+          <w:sz w:val="28"/>
+          <w:szCs w:val="28"/>
+        </w:rPr>
+        <w:t xml:space="preserve">World Health Organization. Diarrhoeal disease (fact sheet). URL: https://www.who.int/news-room/fact-sheets/detail/diarrhoeal-disease (kirilgan sana: 30.10.2026).</w:t>
       </w:r>
     </w:p>
     <w:sectPr>
       <w:pgSz w:w="11906" w:h="16838" w:orient="portrait"/>
-      <w:pgMar w:top="1134" w:right="850" w:bottom="1134" w:left="1418" w:header="708" w:footer="708" w:gutter="0"/>
+      <w:pgMar w:top="1134" w:right="850" w:bottom="1134" w:left="1701" w:header="708" w:footer="708" w:gutter="0"/>
       <w:pgNumType/>
       <w:docGrid w:linePitch="360"/>
     </w:sectPr>
@@ -459,12 +731,17 @@
     <w:multiLevelType w:val="hybridMultilevel"/>
     <w:lvl w:ilvl="0" w:tentative="1">
       <w:start w:val="1"/>
-      <w:numFmt w:val="bullet"/>
-      <w:lvlText w:val="•"/>
+      <w:numFmt w:val="decimal"/>
+      <w:lvlText w:val="[%1]"/>
       <w:lvlJc w:val="left"/>
       <w:pPr>
-        <w:ind w:left="576" w:hanging="316"/>
-      </w:pPr>
+        <w:ind w:left="720" w:hanging="720"/>
+      </w:pPr>
+      <w:rPr>
+        <w:rFonts w:ascii="Times New Roman" w:cs="Times New Roman" w:eastAsia="Times New Roman" w:hAnsi="Times New Roman"/>
+        <w:sz w:val="28"/>
+        <w:szCs w:val="28"/>
+      </w:rPr>
     </w:lvl>
   </w:abstractNum>
   <w:abstractNum w:abstractNumId="3" w15:restartNumberingAfterBreak="0">
@@ -472,11 +749,16 @@
     <w:lvl w:ilvl="0" w:tentative="1">
       <w:start w:val="1"/>
       <w:numFmt w:val="decimal"/>
-      <w:lvlText w:val="%1."/>
+      <w:lvlText w:val="%1)"/>
       <w:lvlJc w:val="left"/>
       <w:pPr>
-        <w:ind w:left="576" w:hanging="316"/>
-      </w:pPr>
+        <w:ind w:left="851" w:hanging="425"/>
+      </w:pPr>
+      <w:rPr>
+        <w:rFonts w:ascii="Times New Roman" w:cs="Times New Roman" w:eastAsia="Times New Roman" w:hAnsi="Times New Roman"/>
+        <w:sz w:val="28"/>
+        <w:szCs w:val="28"/>
+      </w:rPr>
     </w:lvl>
   </w:abstractNum>
   <w:abstractNum w:abstractNumId="4" w15:restartNumberingAfterBreak="0">
@@ -484,23 +766,16 @@
     <w:lvl w:ilvl="0" w:tentative="1">
       <w:start w:val="1"/>
       <w:numFmt w:val="decimal"/>
-      <w:lvlText w:val="%1."/>
-      <w:lvlJc w:val="left"/>
-      <w:pPr>
-        <w:ind w:left="576" w:hanging="316"/>
-      </w:pPr>
-    </w:lvl>
-  </w:abstractNum>
-  <w:abstractNum w:abstractNumId="90">
-    <w:multiLevelType w:val="hybridMultilevel"/>
-    <w:lvl w:ilvl="0">
-      <w:start w:val="1"/>
-      <w:numFmt w:val="decimal"/>
       <w:lvlText w:val="%1)"/>
       <w:lvlJc w:val="left"/>
       <w:pPr>
         <w:ind w:left="851" w:hanging="425"/>
       </w:pPr>
+      <w:rPr>
+        <w:rFonts w:ascii="Times New Roman" w:cs="Times New Roman" w:eastAsia="Times New Roman" w:hAnsi="Times New Roman"/>
+        <w:sz w:val="28"/>
+        <w:szCs w:val="28"/>
+      </w:rPr>
     </w:lvl>
   </w:abstractNum>
   <w:num w:numId="1">
@@ -510,7 +785,7 @@
     </w:lvlOverride>
   </w:num>
   <w:num w:numId="2">
-    <w:abstractNumId w:val="2"/>
+    <w:abstractNumId w:val="3"/>
     <w:lvlOverride w:ilvl="0">
       <w:startOverride w:val="1"/>
     </w:lvlOverride>
@@ -521,14 +796,8 @@
       <w:startOverride w:val="1"/>
     </w:lvlOverride>
   </w:num>
-  <w:num w:numId="101">
-    <w:abstractNumId w:val="90"/>
-    <w:lvlOverride w:ilvl="0">
-      <w:startOverride w:val="1"/>
-    </w:lvlOverride>
-  </w:num>
-  <w:num w:numId="102">
-    <w:abstractNumId w:val="90"/>
+  <w:num w:numId="4">
+    <w:abstractNumId w:val="2"/>
     <w:lvlOverride w:ilvl="0">
       <w:startOverride w:val="1"/>
     </w:lvlOverride>
@@ -542,8 +811,8 @@
     <w:rPrDefault>
       <w:rPr>
         <w:rFonts w:ascii="Times New Roman" w:cs="Times New Roman" w:eastAsia="Times New Roman" w:hAnsi="Times New Roman"/>
-        <w:sz w:val="24"/>
-        <w:szCs w:val="24"/>
+        <w:sz w:val="28"/>
+        <w:szCs w:val="28"/>
       </w:rPr>
     </w:rPrDefault>
     <w:pPrDefault/>
@@ -678,7 +947,7 @@
     <w:unhideWhenUsed/>
     <w:pPr>
       <w:spacing w:after="100"/>
-      <w:ind w:left="240"/>
+      <w:ind w:left="280"/>
     </w:pPr>
   </w:style>
   <w:style w:type="paragraph" w:styleId="TOC3">
@@ -690,7 +959,7 @@
     <w:unhideWhenUsed/>
     <w:pPr>
       <w:spacing w:after="100"/>
-      <w:ind w:left="480"/>
+      <w:ind w:left="560"/>
     </w:pPr>
   </w:style>
   <w:style w:type="paragraph" w:styleId="TOC4">
@@ -702,7 +971,7 @@
     <w:unhideWhenUsed/>
     <w:pPr>
       <w:spacing w:after="100"/>
-      <w:ind w:left="720"/>
+      <w:ind w:left="840"/>
     </w:pPr>
   </w:style>
   <w:style w:type="paragraph" w:styleId="TOC5">
@@ -714,7 +983,7 @@
     <w:unhideWhenUsed/>
     <w:pPr>
       <w:spacing w:after="100"/>
-      <w:ind w:left="960"/>
+      <w:ind w:left="1120"/>
     </w:pPr>
   </w:style>
   <w:style w:type="paragraph" w:styleId="TOC6">
@@ -726,23 +995,11 @@
     <w:unhideWhenUsed/>
     <w:pPr>
       <w:spacing w:after="100"/>
-      <w:ind w:left="1200"/>
+      <w:ind w:left="1400"/>
     </w:pPr>
   </w:style>
   <w:style w:type="paragraph" w:styleId="TOC7">
     <w:name w:val="toc 7"/>
-    <w:basedOn w:val="Normal"/>
-    <w:next w:val="Normal"/>
-    <w:uiPriority w:val="39"/>
-    <w:semiHidden/>
-    <w:unhideWhenUsed/>
-    <w:pPr>
-      <w:spacing w:after="100"/>
-      <w:ind w:left="1440"/>
-    </w:pPr>
-  </w:style>
-  <w:style w:type="paragraph" w:styleId="TOC8">
-    <w:name w:val="toc 8"/>
     <w:basedOn w:val="Normal"/>
     <w:next w:val="Normal"/>
     <w:uiPriority w:val="39"/>
@@ -753,6 +1010,18 @@
       <w:ind w:left="1680"/>
     </w:pPr>
   </w:style>
+  <w:style w:type="paragraph" w:styleId="TOC8">
+    <w:name w:val="toc 8"/>
+    <w:basedOn w:val="Normal"/>
+    <w:next w:val="Normal"/>
+    <w:uiPriority w:val="39"/>
+    <w:semiHidden/>
+    <w:unhideWhenUsed/>
+    <w:pPr>
+      <w:spacing w:after="100"/>
+      <w:ind w:left="1960"/>
+    </w:pPr>
+  </w:style>
   <w:style w:type="paragraph" w:styleId="TOC9">
     <w:name w:val="toc 9"/>
     <w:basedOn w:val="Normal"/>
@@ -762,7 +1031,7 @@
     <w:unhideWhenUsed/>
     <w:pPr>
       <w:spacing w:after="100"/>
-      <w:ind w:left="1920"/>
+      <w:ind w:left="2240"/>
     </w:pPr>
   </w:style>
   <w:style w:type="character" w:styleId="Hyperlink">
@@ -862,15 +1131,16 @@
     <w:next w:val="Normal"/>
     <w:qFormat/>
     <w:pPr>
-      <w:spacing w:after="200"/>
-      <w:jc w:val="center"/>
+      <w:spacing w:after="240" w:before="0"/>
+      <w:outlineLvl w:val="0"/>
     </w:pPr>
     <w:rPr>
       <w:rFonts w:ascii="Times New Roman" w:cs="Times New Roman" w:eastAsia="Times New Roman" w:hAnsi="Times New Roman"/>
       <w:b/>
       <w:bCs/>
-      <w:sz w:val="28"/>
-      <w:szCs w:val="28"/>
+      <w:color w:val="000000"/>
+      <w:sz w:val="30"/>
+      <w:szCs w:val="30"/>
     </w:rPr>
   </w:style>
   <w:style w:type="paragraph" w:styleId="Heading2">
@@ -878,12 +1148,17 @@
     <w:basedOn w:val="Normal"/>
     <w:next w:val="Normal"/>
     <w:qFormat/>
+    <w:pPr>
+      <w:spacing w:after="100" w:before="200"/>
+      <w:outlineLvl w:val="1"/>
+    </w:pPr>
     <w:rPr>
       <w:rFonts w:ascii="Times New Roman" w:cs="Times New Roman" w:eastAsia="Times New Roman" w:hAnsi="Times New Roman"/>
       <w:b/>
       <w:bCs/>
-      <w:sz w:val="26"/>
-      <w:szCs w:val="26"/>
+      <w:color w:val="000000"/>
+      <w:sz w:val="28"/>
+      <w:szCs w:val="28"/>
     </w:rPr>
   </w:style>
 </w:styles>
